--- a/Application/Documentation/03b_Graph_Reports_Broader.docx
+++ b/Application/Documentation/03b_Graph_Reports_Broader.docx
@@ -291,6 +291,20 @@
           <w:szCs w:val="22"/>
         </w:rPr>
         <w:t xml:space="preserve">Cross-Document — includes only images that appear in more than one document. This is usually the most relevant version for investigating connections between files.</w:t>
+      </w:r>
+    </w:p>
+    <w:p>
+      <w:pPr>
+        <w:spacing w:after="80" w:before="80"/>
+      </w:pPr>
+      <w:r>
+        <w:rPr>
+          <w:rFonts w:ascii="Arial" w:cs="Arial" w:eastAsia="Arial" w:hAnsi="Arial"/>
+          <w:color w:val="000000"/>
+          <w:sz w:val="22"/>
+          <w:szCs w:val="22"/>
+        </w:rPr>
+        <w:t xml:space="preserve">The three scopes are progressively narrower views of the same data, so it is normal for two of the files to show exactly the same relationships — most commonly All Placements and Cross-Page, when no image repeats only within a single page. Each file is labelled with the scope that produced it: the badge in the top bar shows the scope name (hover over it for the definition and the date and time the file was generated), and the printable report cover states the same information. If you generate several scopes at once, the log will tell you when two of them turned out identical.</w:t>
       </w:r>
     </w:p>
     <w:p>

--- a/Application/Documentation/03b_Graph_Reports_Broader.docx
+++ b/Application/Documentation/03b_Graph_Reports_Broader.docx
@@ -913,7 +913,7 @@
         <w:rPr>
           <w:rFonts w:ascii="Arial" w:cs="Arial" w:eastAsia="Arial" w:hAnsi="Arial"/>
         </w:rPr>
-        <w:t xml:space="preserve">3.3  The Orange Border</w:t>
+        <w:t xml:space="preserve">3.3  The Cross-Document Border</w:t>
       </w:r>
     </w:p>
     <w:p>
@@ -932,7 +932,7 @@
           <w:sz w:val="22"/>
           <w:szCs w:val="22"/>
         </w:rPr>
-        <w:t xml:space="preserve">If an image circle has an orange border, it means that image appears in more than one analyzed document. This is the key visual indicator for cross-document image sharing — the feature this graph is designed to surface.</w:t>
+        <w:t xml:space="preserve">If an image circle has a bright-red border, it means that image appears in more than one analyzed document. This is the key visual indicator for cross-document image sharing — the feature this graph is designed to surface.</w:t>
       </w:r>
     </w:p>
     <w:p>
@@ -951,7 +951,7 @@
           <w:sz w:val="22"/>
           <w:szCs w:val="22"/>
         </w:rPr>
-        <w:t xml:space="preserve">A red circle with an orange border is the most significant combination: a high-risk image that appears in multiple documents.</w:t>
+        <w:t xml:space="preserve">A high-risk (red) circle with a bright-red cross-document border is the most significant combination: a high-risk image that appears in multiple documents.</w:t>
       </w:r>
     </w:p>
     <w:p>
@@ -962,7 +962,74 @@
         <w:rPr>
           <w:rFonts w:ascii="Arial" w:cs="Arial" w:eastAsia="Arial" w:hAnsi="Arial"/>
         </w:rPr>
-        <w:t xml:space="preserve">3.4  Circle Size</w:t>
+        <w:t xml:space="preserve">3.4  Prior Versions of a Document</w:t>
+      </w:r>
+    </w:p>
+    <w:p>
+      <w:pPr>
+        <w:spacing w:after="80" w:before="80"/>
+      </w:pPr>
+      <w:r>
+        <w:rPr>
+          <w:rFonts w:ascii="Arial" w:cs="Arial" w:eastAsia="Arial" w:hAnsi="Arial"/>
+          <w:color w:val="000000"/>
+          <w:sz w:val="22"/>
+          <w:szCs w:val="22"/>
+        </w:rPr>
+        <w:t xml:space="preserve">If you asked the tool to extract prior versions of a document during analysis, those versions appear in the graph too. Because a document and its earlier versions naturally share most of their images, the graph treats them as one family so that this expected overlap is not mistaken for the same image turning up in genuinely separate documents.</w:t>
+      </w:r>
+    </w:p>
+    <w:p>
+      <w:pPr>
+        <w:spacing w:after="80" w:before="80"/>
+      </w:pPr>
+      <w:r>
+        <w:rPr>
+          <w:rFonts w:ascii="Arial" w:cs="Arial" w:eastAsia="Arial" w:hAnsi="Arial"/>
+          <w:color w:val="000000"/>
+          <w:sz w:val="22"/>
+          <w:szCs w:val="22"/>
+        </w:rPr>
+        <w:t xml:space="preserve">An image shared only between a document and its own earlier versions is shown with a violet, dashed border — this means “reused between versions”, which is normal. It is kept visually separate from the bright-red cross-document border, which is reserved for an image that appears across two or more genuinely different documents (the finding that matters most).</w:t>
+      </w:r>
+    </w:p>
+    <w:p>
+      <w:pPr>
+        <w:spacing w:after="80" w:before="80"/>
+      </w:pPr>
+      <w:r>
+        <w:rPr>
+          <w:rFonts w:ascii="Arial" w:cs="Arial" w:eastAsia="Arial" w:hAnsi="Arial"/>
+          <w:color w:val="000000"/>
+          <w:sz w:val="22"/>
+          <w:szCs w:val="22"/>
+        </w:rPr>
+        <w:t xml:space="preserve">Anything belonging to a prior version is drawn with dashed connecting lines, and prior-version documents are labelled “(prior v1)”, “(prior v2)”, and so on in a muted blue. This makes it easy to see, for example, an image that was present in an earlier version but removed from the current one — it will hang off the dashed version branch with no link to the current document.</w:t>
+      </w:r>
+    </w:p>
+    <w:p>
+      <w:pPr>
+        <w:spacing w:after="80" w:before="80"/>
+      </w:pPr>
+      <w:r>
+        <w:rPr>
+          <w:rFonts w:ascii="Arial" w:cs="Arial" w:eastAsia="Arial" w:hAnsi="Arial"/>
+          <w:color w:val="000000"/>
+          <w:sz w:val="22"/>
+          <w:szCs w:val="22"/>
+        </w:rPr>
+        <w:t xml:space="preserve">If you would rather see every version treated as a completely separate document, untick “Group prior versions by lineage” before generating the graph. Either way, the graph records which choice was made and how many prior versions it contains, shown in the top bar and on the printable cover.</w:t>
+      </w:r>
+    </w:p>
+    <w:p>
+      <w:pPr>
+        <w:pStyle w:val="Heading2"/>
+      </w:pPr>
+      <w:r>
+        <w:rPr>
+          <w:rFonts w:ascii="Arial" w:cs="Arial" w:eastAsia="Arial" w:hAnsi="Arial"/>
+        </w:rPr>
+        <w:t xml:space="preserve">3.5  Circle Size</w:t>
       </w:r>
     </w:p>
     <w:p>
@@ -1367,7 +1434,7 @@
         <w:rPr>
           <w:rFonts w:ascii="Arial" w:cs="Arial" w:eastAsia="Arial" w:hAnsi="Arial"/>
         </w:rPr>
-        <w:t xml:space="preserve">7.4  Red-with-Orange-Border Nodes</w:t>
+        <w:t xml:space="preserve">7.4  High-Risk Cross-Document Nodes</w:t>
       </w:r>
     </w:p>
     <w:p>

--- a/Application/Documentation/03b_Graph_Reports_Broader.docx
+++ b/Application/Documentation/03b_Graph_Reports_Broader.docx
@@ -111,7 +111,7 @@
           <w:sz w:val="22"/>
           <w:szCs w:val="22"/>
         </w:rPr>
-        <w:t xml:space="preserve">Document Date: April 21, 2026</w:t>
+        <w:t xml:space="preserve">Document Date: October 6, 2026 · Build 2026-10-06</w:t>
       </w:r>
     </w:p>
     <w:p>

--- a/Application/Documentation/03b_Graph_Reports_Broader.docx
+++ b/Application/Documentation/03b_Graph_Reports_Broader.docx
@@ -111,7 +111,7 @@
           <w:sz w:val="22"/>
           <w:szCs w:val="22"/>
         </w:rPr>
-        <w:t xml:space="preserve">Document Date: October 6, 2026 · Build 2026-10-06</w:t>
+        <w:t xml:space="preserve">Document Date: October 9, 2026 · Applies to PDF Forensics Suite v1.0.0, build 2026-10-09</w:t>
       </w:r>
     </w:p>
     <w:p>
@@ -305,6 +305,20 @@
           <w:szCs w:val="22"/>
         </w:rPr>
         <w:t xml:space="preserve">The three scopes are progressively narrower views of the same data, so it is normal for two of the files to show exactly the same relationships — most commonly All Placements and Cross-Page, when no image repeats only within a single page. Each file is labelled with the scope that produced it: the badge in the top bar shows the scope name (hover over it for the definition and the date and time the file was generated), and the printable report cover states the same information. If you generate several scopes at once, the log will tell you when two of them turned out identical.</w:t>
+      </w:r>
+    </w:p>
+    <w:p>
+      <w:pPr>
+        <w:spacing w:after="80" w:before="80"/>
+      </w:pPr>
+      <w:r>
+        <w:rPr>
+          <w:rFonts w:ascii="Arial" w:cs="Arial" w:eastAsia="Arial" w:hAnsi="Arial"/>
+          <w:color w:val="000000"/>
+          <w:sz w:val="22"/>
+          <w:szCs w:val="22"/>
+        </w:rPr>
+        <w:t xml:space="preserve">The graphs are also listed in the case index (the file named after your case and ending in _index.html, in the main results folder), under Visual &amp; Graphs. The index is updated automatically each time graphs are generated, so it is the easiest place to find and open them.</w:t>
       </w:r>
     </w:p>
     <w:p>

--- a/Application/Documentation/03b_Graph_Reports_Broader.docx
+++ b/Application/Documentation/03b_Graph_Reports_Broader.docx
@@ -111,7 +111,7 @@
           <w:sz w:val="22"/>
           <w:szCs w:val="22"/>
         </w:rPr>
-        <w:t xml:space="preserve">Document Date: October 9, 2026 · Applies to PDF Forensics Suite v1.0.0, build 2026-10-09</w:t>
+        <w:t xml:space="preserve">Document Date: October 13, 2026 · Applies to PDF Forensics Suite v1.0.0, build 2026-10-13</w:t>
       </w:r>
     </w:p>
     <w:p>

--- a/Application/Documentation/03b_Graph_Reports_Broader.docx
+++ b/Application/Documentation/03b_Graph_Reports_Broader.docx
@@ -111,7 +111,7 @@
           <w:sz w:val="22"/>
           <w:szCs w:val="22"/>
         </w:rPr>
-        <w:t xml:space="preserve">Document Date: October 13, 2026 · Applies to PDF Forensics Suite v1.0.0, build 2026-10-13</w:t>
+        <w:t xml:space="preserve">Document Date: October 14, 2026 · Applies to PDF Forensics Suite v1.0.0, build 2026-10-14</w:t>
       </w:r>
     </w:p>
     <w:p>

--- a/Application/Documentation/03b_Graph_Reports_Broader.docx
+++ b/Application/Documentation/03b_Graph_Reports_Broader.docx
@@ -111,7 +111,7 @@
           <w:sz w:val="22"/>
           <w:szCs w:val="22"/>
         </w:rPr>
-        <w:t xml:space="preserve">Document Date: October 14, 2026 · Applies to PDF Forensics Suite v1.0.0, build 2026-10-14</w:t>
+        <w:t xml:space="preserve">Document Date: October 15, 2026 · Applies to PDF Forensics Suite v1.0.0, build 2026-10-15</w:t>
       </w:r>
     </w:p>
     <w:p>

--- a/Application/Documentation/03b_Graph_Reports_Broader.docx
+++ b/Application/Documentation/03b_Graph_Reports_Broader.docx
@@ -111,7 +111,7 @@
           <w:sz w:val="22"/>
           <w:szCs w:val="22"/>
         </w:rPr>
-        <w:t xml:space="preserve">Document Date: October 15, 2026 · Applies to PDF Forensics Suite v1.0.0, build 2026-10-15</w:t>
+        <w:t xml:space="preserve">Document Date: October 20, 2026 · Applies to PDF Forensics Suite v1.0.0, build 2026-10-20</w:t>
       </w:r>
     </w:p>
     <w:p>

--- a/Application/Documentation/03b_Graph_Reports_Broader.docx
+++ b/Application/Documentation/03b_Graph_Reports_Broader.docx
@@ -62,7 +62,7 @@
           <w:sz w:val="52"/>
           <w:szCs w:val="52"/>
         </w:rPr>
-        <w:t xml:space="preserve">PDF FORENSICS SUITE v1.0.0</w:t>
+        <w:t xml:space="preserve">PDF FORENSICS SUITE v1.0.1</w:t>
       </w:r>
     </w:p>
     <w:p>
@@ -111,7 +111,7 @@
           <w:sz w:val="22"/>
           <w:szCs w:val="22"/>
         </w:rPr>
-        <w:t xml:space="preserve">Document Date: October 20, 2026 · Applies to PDF Forensics Suite v1.0.0, build 2026-10-20</w:t>
+        <w:t xml:space="preserve">Document Date: October 21, 2026 · Applies to PDF Forensics Suite v1.0.1, build 2026-10-21</w:t>
       </w:r>
     </w:p>
     <w:p>
@@ -128,7 +128,7 @@
           <w:sz w:val="20"/>
           <w:szCs w:val="20"/>
         </w:rPr>
-        <w:t xml:space="preserve">Released under the MIT License</w:t>
+        <w:t xml:space="preserve">Released under the Apache License, Version 2.0</w:t>
       </w:r>
     </w:p>
     <w:p>
@@ -1625,7 +1625,7 @@
         <w:sz w:val="16"/>
         <w:szCs w:val="16"/>
       </w:rPr>
-      <w:t xml:space="preserve">PDF Forensics Suite v1.0.0 — Graph Report Reference — Plain-Language Guide  </w:t>
+      <w:t xml:space="preserve">PDF Forensics Suite v1.0.1 — Graph Report Reference — Plain-Language Guide  </w:t>
     </w:r>
     <w:r>
       <w:rPr>
@@ -1713,7 +1713,7 @@
         <w:sz w:val="16"/>
         <w:szCs w:val="16"/>
       </w:rPr>
-      <w:t xml:space="preserve">PDF Forensics Suite v1.0.0 — Graph Report Reference — Plain-Language Guide</w:t>
+      <w:t xml:space="preserve">PDF Forensics Suite v1.0.1 — Graph Report Reference — Plain-Language Guide</w:t>
     </w:r>
   </w:p>
 </w:hdr>

--- a/Application/Documentation/03b_Graph_Reports_Broader.docx
+++ b/Application/Documentation/03b_Graph_Reports_Broader.docx
@@ -62,7 +62,7 @@
           <w:sz w:val="52"/>
           <w:szCs w:val="52"/>
         </w:rPr>
-        <w:t xml:space="preserve">PDF FORENSICS SUITE v1.0.1</w:t>
+        <w:t xml:space="preserve">PDF FORENSICS SUITE v1.0.2</w:t>
       </w:r>
     </w:p>
     <w:p>
@@ -111,7 +111,7 @@
           <w:sz w:val="22"/>
           <w:szCs w:val="22"/>
         </w:rPr>
-        <w:t xml:space="preserve">Document Date: October 21, 2026 · Applies to PDF Forensics Suite v1.0.1, build 2026-10-21</w:t>
+        <w:t xml:space="preserve">Document Date: October 22, 2026 · Applies to PDF Forensics Suite v1.0.2, build 2026-10-22</w:t>
       </w:r>
     </w:p>
     <w:p>
@@ -1625,7 +1625,7 @@
         <w:sz w:val="16"/>
         <w:szCs w:val="16"/>
       </w:rPr>
-      <w:t xml:space="preserve">PDF Forensics Suite v1.0.1 — Graph Report Reference — Plain-Language Guide  </w:t>
+      <w:t xml:space="preserve">PDF Forensics Suite v1.0.2 — Graph Report Reference — Plain-Language Guide  </w:t>
     </w:r>
     <w:r>
       <w:rPr>
@@ -1713,7 +1713,7 @@
         <w:sz w:val="16"/>
         <w:szCs w:val="16"/>
       </w:rPr>
-      <w:t xml:space="preserve">PDF Forensics Suite v1.0.1 — Graph Report Reference — Plain-Language Guide</w:t>
+      <w:t xml:space="preserve">PDF Forensics Suite v1.0.2 — Graph Report Reference — Plain-Language Guide</w:t>
     </w:r>
   </w:p>
 </w:hdr>

--- a/Application/Documentation/03b_Graph_Reports_Broader.docx
+++ b/Application/Documentation/03b_Graph_Reports_Broader.docx
@@ -62,7 +62,7 @@
           <w:sz w:val="52"/>
           <w:szCs w:val="52"/>
         </w:rPr>
-        <w:t xml:space="preserve">PDF FORENSICS SUITE v1.0.2</w:t>
+        <w:t xml:space="preserve">PDF FORENSICS SUITE v1.0.3</w:t>
       </w:r>
     </w:p>
     <w:p>
@@ -111,7 +111,7 @@
           <w:sz w:val="22"/>
           <w:szCs w:val="22"/>
         </w:rPr>
-        <w:t xml:space="preserve">Document Date: October 22, 2026 · Applies to PDF Forensics Suite v1.0.2, build 2026-10-22</w:t>
+        <w:t xml:space="preserve">Document Date: October 22, 2026 · Applies to PDF Forensics Suite v1.0.3, build 2026-10-22b</w:t>
       </w:r>
     </w:p>
     <w:p>
@@ -1625,7 +1625,7 @@
         <w:sz w:val="16"/>
         <w:szCs w:val="16"/>
       </w:rPr>
-      <w:t xml:space="preserve">PDF Forensics Suite v1.0.2 — Graph Report Reference — Plain-Language Guide  </w:t>
+      <w:t xml:space="preserve">PDF Forensics Suite v1.0.3 — Graph Report Reference — Plain-Language Guide  </w:t>
     </w:r>
     <w:r>
       <w:rPr>
@@ -1713,7 +1713,7 @@
         <w:sz w:val="16"/>
         <w:szCs w:val="16"/>
       </w:rPr>
-      <w:t xml:space="preserve">PDF Forensics Suite v1.0.2 — Graph Report Reference — Plain-Language Guide</w:t>
+      <w:t xml:space="preserve">PDF Forensics Suite v1.0.3 — Graph Report Reference — Plain-Language Guide</w:t>
     </w:r>
   </w:p>
 </w:hdr>

--- a/Application/Documentation/03b_Graph_Reports_Broader.docx
+++ b/Application/Documentation/03b_Graph_Reports_Broader.docx
@@ -62,7 +62,7 @@
           <w:sz w:val="52"/>
           <w:szCs w:val="52"/>
         </w:rPr>
-        <w:t xml:space="preserve">PDF FORENSICS SUITE v1.0.3</w:t>
+        <w:t xml:space="preserve">PDF FORENSICS SUITE v1.1.0</w:t>
       </w:r>
     </w:p>
     <w:p>
@@ -111,7 +111,7 @@
           <w:sz w:val="22"/>
           <w:szCs w:val="22"/>
         </w:rPr>
-        <w:t xml:space="preserve">Document Date: October 22, 2026 · Applies to PDF Forensics Suite v1.0.3, build 2026-10-22b</w:t>
+        <w:t xml:space="preserve">Document Date: October 22, 2026 · Applies to PDF Forensics Suite v1.1.0, build 2026-10-22c</w:t>
       </w:r>
     </w:p>
     <w:p>
@@ -1625,7 +1625,7 @@
         <w:sz w:val="16"/>
         <w:szCs w:val="16"/>
       </w:rPr>
-      <w:t xml:space="preserve">PDF Forensics Suite v1.0.3 — Graph Report Reference — Plain-Language Guide  </w:t>
+      <w:t xml:space="preserve">PDF Forensics Suite v1.1.0 — Graph Report Reference — Plain-Language Guide  </w:t>
     </w:r>
     <w:r>
       <w:rPr>
@@ -1713,7 +1713,7 @@
         <w:sz w:val="16"/>
         <w:szCs w:val="16"/>
       </w:rPr>
-      <w:t xml:space="preserve">PDF Forensics Suite v1.0.3 — Graph Report Reference — Plain-Language Guide</w:t>
+      <w:t xml:space="preserve">PDF Forensics Suite v1.1.0 — Graph Report Reference — Plain-Language Guide</w:t>
     </w:r>
   </w:p>
 </w:hdr>

--- a/Application/Documentation/03b_Graph_Reports_Broader.docx
+++ b/Application/Documentation/03b_Graph_Reports_Broader.docx
@@ -62,7 +62,7 @@
           <w:sz w:val="52"/>
           <w:szCs w:val="52"/>
         </w:rPr>
-        <w:t xml:space="preserve">PDF FORENSICS SUITE v1.1.0</w:t>
+        <w:t xml:space="preserve">PDF FORENSICS SUITE v1.1.1</w:t>
       </w:r>
     </w:p>
     <w:p>
@@ -111,7 +111,7 @@
           <w:sz w:val="22"/>
           <w:szCs w:val="22"/>
         </w:rPr>
-        <w:t xml:space="preserve">Document Date: October 22, 2026 · Applies to PDF Forensics Suite v1.1.0, build 2026-10-22c</w:t>
+        <w:t xml:space="preserve">Document Date: October 22, 2026 · Applies to PDF Forensics Suite v1.1.1, build 2026-10-22d</w:t>
       </w:r>
     </w:p>
     <w:p>
@@ -1625,7 +1625,7 @@
         <w:sz w:val="16"/>
         <w:szCs w:val="16"/>
       </w:rPr>
-      <w:t xml:space="preserve">PDF Forensics Suite v1.1.0 — Graph Report Reference — Plain-Language Guide  </w:t>
+      <w:t xml:space="preserve">PDF Forensics Suite v1.1.1 — Graph Report Reference — Plain-Language Guide  </w:t>
     </w:r>
     <w:r>
       <w:rPr>
@@ -1713,7 +1713,7 @@
         <w:sz w:val="16"/>
         <w:szCs w:val="16"/>
       </w:rPr>
-      <w:t xml:space="preserve">PDF Forensics Suite v1.1.0 — Graph Report Reference — Plain-Language Guide</w:t>
+      <w:t xml:space="preserve">PDF Forensics Suite v1.1.1 — Graph Report Reference — Plain-Language Guide</w:t>
     </w:r>
   </w:p>
 </w:hdr>

--- a/Application/Documentation/03b_Graph_Reports_Broader.docx
+++ b/Application/Documentation/03b_Graph_Reports_Broader.docx
@@ -62,7 +62,7 @@
           <w:sz w:val="52"/>
           <w:szCs w:val="52"/>
         </w:rPr>
-        <w:t xml:space="preserve">PDF FORENSICS SUITE v1.1.1</w:t>
+        <w:t xml:space="preserve">PDF FORENSICS SUITE v1.1.2</w:t>
       </w:r>
     </w:p>
     <w:p>
@@ -111,7 +111,7 @@
           <w:sz w:val="22"/>
           <w:szCs w:val="22"/>
         </w:rPr>
-        <w:t xml:space="preserve">Document Date: October 22, 2026 · Applies to PDF Forensics Suite v1.1.1, build 2026-10-22d</w:t>
+        <w:t xml:space="preserve">Document Date: October 22, 2026 · Applies to PDF Forensics Suite v1.1.2, build 2026-10-22e</w:t>
       </w:r>
     </w:p>
     <w:p>
@@ -1625,7 +1625,7 @@
         <w:sz w:val="16"/>
         <w:szCs w:val="16"/>
       </w:rPr>
-      <w:t xml:space="preserve">PDF Forensics Suite v1.1.1 — Graph Report Reference — Plain-Language Guide  </w:t>
+      <w:t xml:space="preserve">PDF Forensics Suite v1.1.2 — Graph Report Reference — Plain-Language Guide  </w:t>
     </w:r>
     <w:r>
       <w:rPr>
@@ -1713,7 +1713,7 @@
         <w:sz w:val="16"/>
         <w:szCs w:val="16"/>
       </w:rPr>
-      <w:t xml:space="preserve">PDF Forensics Suite v1.1.1 — Graph Report Reference — Plain-Language Guide</w:t>
+      <w:t xml:space="preserve">PDF Forensics Suite v1.1.2 — Graph Report Reference — Plain-Language Guide</w:t>
     </w:r>
   </w:p>
 </w:hdr>

--- a/Application/Documentation/03b_Graph_Reports_Broader.docx
+++ b/Application/Documentation/03b_Graph_Reports_Broader.docx
@@ -62,7 +62,7 @@
           <w:sz w:val="52"/>
           <w:szCs w:val="52"/>
         </w:rPr>
-        <w:t xml:space="preserve">PDF FORENSICS SUITE v1.1.2</w:t>
+        <w:t xml:space="preserve">PDF FORENSICS SUITE v1.1.3</w:t>
       </w:r>
     </w:p>
     <w:p>
@@ -111,7 +111,7 @@
           <w:sz w:val="22"/>
           <w:szCs w:val="22"/>
         </w:rPr>
-        <w:t xml:space="preserve">Document Date: October 22, 2026 · Applies to PDF Forensics Suite v1.1.2, build 2026-10-22e</w:t>
+        <w:t xml:space="preserve">Document Date: October 22, 2026 · Applies to PDF Forensics Suite v1.1.3, build 2026-10-22f</w:t>
       </w:r>
     </w:p>
     <w:p>
@@ -1625,7 +1625,7 @@
         <w:sz w:val="16"/>
         <w:szCs w:val="16"/>
       </w:rPr>
-      <w:t xml:space="preserve">PDF Forensics Suite v1.1.2 — Graph Report Reference — Plain-Language Guide  </w:t>
+      <w:t xml:space="preserve">PDF Forensics Suite v1.1.3 — Graph Report Reference — Plain-Language Guide  </w:t>
     </w:r>
     <w:r>
       <w:rPr>
@@ -1713,7 +1713,7 @@
         <w:sz w:val="16"/>
         <w:szCs w:val="16"/>
       </w:rPr>
-      <w:t xml:space="preserve">PDF Forensics Suite v1.1.2 — Graph Report Reference — Plain-Language Guide</w:t>
+      <w:t xml:space="preserve">PDF Forensics Suite v1.1.3 — Graph Report Reference — Plain-Language Guide</w:t>
     </w:r>
   </w:p>
 </w:hdr>

--- a/Application/Documentation/03b_Graph_Reports_Broader.docx
+++ b/Application/Documentation/03b_Graph_Reports_Broader.docx
@@ -62,7 +62,7 @@
           <w:sz w:val="52"/>
           <w:szCs w:val="52"/>
         </w:rPr>
-        <w:t xml:space="preserve">PDF FORENSICS SUITE v1.1.3</w:t>
+        <w:t xml:space="preserve">PDF FORENSICS SUITE v1.1.4</w:t>
       </w:r>
     </w:p>
     <w:p>
@@ -111,7 +111,7 @@
           <w:sz w:val="22"/>
           <w:szCs w:val="22"/>
         </w:rPr>
-        <w:t xml:space="preserve">Document Date: October 22, 2026 · Applies to PDF Forensics Suite v1.1.3, build 2026-10-22f</w:t>
+        <w:t xml:space="preserve">Document Date: October 22, 2026 · Applies to PDF Forensics Suite v1.1.4, build 2026-10-22g</w:t>
       </w:r>
     </w:p>
     <w:p>
@@ -1625,7 +1625,7 @@
         <w:sz w:val="16"/>
         <w:szCs w:val="16"/>
       </w:rPr>
-      <w:t xml:space="preserve">PDF Forensics Suite v1.1.3 — Graph Report Reference — Plain-Language Guide  </w:t>
+      <w:t xml:space="preserve">PDF Forensics Suite v1.1.4 — Graph Report Reference — Plain-Language Guide  </w:t>
     </w:r>
     <w:r>
       <w:rPr>
@@ -1713,7 +1713,7 @@
         <w:sz w:val="16"/>
         <w:szCs w:val="16"/>
       </w:rPr>
-      <w:t xml:space="preserve">PDF Forensics Suite v1.1.3 — Graph Report Reference — Plain-Language Guide</w:t>
+      <w:t xml:space="preserve">PDF Forensics Suite v1.1.4 — Graph Report Reference — Plain-Language Guide</w:t>
     </w:r>
   </w:p>
 </w:hdr>
